--- a/Term6/Networking/lab-3/report.docx
+++ b/Term6/Networking/lab-3/report.docx
@@ -511,12 +511,21 @@
                 <w:szCs w:val="28"/>
               </w:rPr>
             </w:pPr>
+            <w:proofErr w:type="spellStart"/>
             <w:r>
               <w:rPr>
                 <w:rFonts w:cs="Times New Roman"/>
                 <w:szCs w:val="28"/>
               </w:rPr>
-              <w:t>Молодкин И.А.</w:t>
+              <w:t>Молодкин</w:t>
+            </w:r>
+            <w:proofErr w:type="spellEnd"/>
+            <w:r>
+              <w:rPr>
+                <w:rFonts w:cs="Times New Roman"/>
+                <w:szCs w:val="28"/>
+              </w:rPr>
+              <w:t xml:space="preserve"> И.А.</w:t>
             </w:r>
             <w:r>
               <w:rPr>
@@ -767,6 +776,7 @@
           <w:bCs/>
         </w:rPr>
       </w:pPr>
+      <w:proofErr w:type="spellStart"/>
       <w:r>
         <w:rPr>
           <w:b/>
@@ -774,6 +784,7 @@
         </w:rPr>
         <w:t>Router#config</w:t>
       </w:r>
+      <w:proofErr w:type="spellEnd"/>
     </w:p>
     <w:p>
       <w:pPr>
@@ -820,14 +831,24 @@
           <w:b/>
           <w:bCs/>
         </w:rPr>
-        <w:t>Router1(config)#enable password parol</w:t>
-      </w:r>
-    </w:p>
-    <w:p>
-      <w:pPr>
-        <w:rPr>
-          <w:rFonts w:cs="Times New Roman"/>
-          <w:szCs w:val="28"/>
+        <w:t xml:space="preserve">Router1(config)#enable password </w:t>
+      </w:r>
+      <w:proofErr w:type="spellStart"/>
+      <w:r>
+        <w:rPr>
+          <w:b/>
+          <w:bCs/>
+        </w:rPr>
+        <w:t>parol</w:t>
+      </w:r>
+      <w:proofErr w:type="spellEnd"/>
+    </w:p>
+    <w:p>
+      <w:pPr>
+        <w:rPr>
+          <w:rFonts w:cs="Times New Roman"/>
+          <w:szCs w:val="28"/>
+          <w:lang w:val="en-US"/>
         </w:rPr>
       </w:pPr>
     </w:p>
@@ -839,16 +860,36 @@
           <w:b/>
           <w:bCs/>
           <w:szCs w:val="28"/>
-        </w:rPr>
-      </w:pPr>
-      <w:r>
-        <w:rPr>
-          <w:rFonts w:cs="Times New Roman"/>
-          <w:b/>
-          <w:bCs/>
-          <w:szCs w:val="28"/>
-        </w:rPr>
-        <w:t>Проверка пароля</w:t>
+          <w:lang w:val="en-US"/>
+        </w:rPr>
+      </w:pPr>
+      <w:r>
+        <w:rPr>
+          <w:rFonts w:cs="Times New Roman"/>
+          <w:b/>
+          <w:bCs/>
+          <w:szCs w:val="28"/>
+        </w:rPr>
+        <w:t>Проверка</w:t>
+      </w:r>
+      <w:r>
+        <w:rPr>
+          <w:rFonts w:cs="Times New Roman"/>
+          <w:b/>
+          <w:bCs/>
+          <w:szCs w:val="28"/>
+          <w:lang w:val="en-US"/>
+        </w:rPr>
+        <w:t xml:space="preserve"> </w:t>
+      </w:r>
+      <w:r>
+        <w:rPr>
+          <w:rFonts w:cs="Times New Roman"/>
+          <w:b/>
+          <w:bCs/>
+          <w:szCs w:val="28"/>
+        </w:rPr>
+        <w:t>пароля</w:t>
       </w:r>
     </w:p>
     <w:p>
@@ -1253,23 +1294,55 @@
         <w:pStyle w:val="Code"/>
       </w:pPr>
       <w:r>
-        <w:t>Hardware is ISR4331-3x1GE, address is 0030.a380.4401 (bia 0030.a380.4401)</w:t>
-      </w:r>
-    </w:p>
-    <w:p>
-      <w:pPr>
-        <w:pStyle w:val="Code"/>
-      </w:pPr>
-      <w:r>
-        <w:t>MTU 1500 bytes, BW 1000000 Kbit, DLY 10 usec,</w:t>
-      </w:r>
-    </w:p>
-    <w:p>
-      <w:pPr>
-        <w:pStyle w:val="Code"/>
-      </w:pPr>
-      <w:r>
-        <w:t>reliability 255/255, txload 1/255, rxload 1/255</w:t>
+        <w:t>Hardware is ISR4331-3x1GE, address is 0030.a380.4401 (</w:t>
+      </w:r>
+      <w:proofErr w:type="spellStart"/>
+      <w:r>
+        <w:t>bia</w:t>
+      </w:r>
+      <w:proofErr w:type="spellEnd"/>
+      <w:r>
+        <w:t xml:space="preserve"> 0030.a380.4401)</w:t>
+      </w:r>
+    </w:p>
+    <w:p>
+      <w:pPr>
+        <w:pStyle w:val="Code"/>
+      </w:pPr>
+      <w:r>
+        <w:t xml:space="preserve">MTU 1500 bytes, BW 1000000 Kbit, DLY 10 </w:t>
+      </w:r>
+      <w:proofErr w:type="spellStart"/>
+      <w:r>
+        <w:t>usec</w:t>
+      </w:r>
+      <w:proofErr w:type="spellEnd"/>
+      <w:r>
+        <w:t>,</w:t>
+      </w:r>
+    </w:p>
+    <w:p>
+      <w:pPr>
+        <w:pStyle w:val="Code"/>
+      </w:pPr>
+      <w:r>
+        <w:t xml:space="preserve">reliability 255/255, </w:t>
+      </w:r>
+      <w:proofErr w:type="spellStart"/>
+      <w:r>
+        <w:t>txload</w:t>
+      </w:r>
+      <w:proofErr w:type="spellEnd"/>
+      <w:r>
+        <w:t xml:space="preserve"> 1/255, </w:t>
+      </w:r>
+      <w:proofErr w:type="spellStart"/>
+      <w:r>
+        <w:t>rxload</w:t>
+      </w:r>
+      <w:proofErr w:type="spellEnd"/>
+      <w:r>
+        <w:t xml:space="preserve"> 1/255</w:t>
       </w:r>
     </w:p>
     <w:p>
@@ -1341,8 +1414,13 @@
         <w:pStyle w:val="Code"/>
       </w:pPr>
       <w:r>
-        <w:t>Queueing strategy: fifo</w:t>
-      </w:r>
+        <w:t xml:space="preserve">Queueing strategy: </w:t>
+      </w:r>
+      <w:proofErr w:type="spellStart"/>
+      <w:r>
+        <w:t>fifo</w:t>
+      </w:r>
+      <w:proofErr w:type="spellEnd"/>
     </w:p>
     <w:p>
       <w:pPr>
@@ -1482,8 +1560,21 @@
         <w:pStyle w:val="Code"/>
       </w:pPr>
       <w:r>
-        <w:t>Baud rate (TX/RX) is 9600/9600, no parity, 1 stopbits, 8 databits</w:t>
-      </w:r>
+        <w:t xml:space="preserve">Baud rate (TX/RX) is 9600/9600, no parity, 1 </w:t>
+      </w:r>
+      <w:proofErr w:type="spellStart"/>
+      <w:r>
+        <w:t>stopbits</w:t>
+      </w:r>
+      <w:proofErr w:type="spellEnd"/>
+      <w:r>
+        <w:t xml:space="preserve">, 8 </w:t>
+      </w:r>
+      <w:proofErr w:type="spellStart"/>
+      <w:r>
+        <w:t>databits</w:t>
+      </w:r>
+      <w:proofErr w:type="spellEnd"/>
     </w:p>
     <w:p>
       <w:pPr>
@@ -1491,7 +1582,15 @@
       </w:pPr>
       <w:r>
         <w:lastRenderedPageBreak/>
-        <w:t>Status: PSI Enabled, Ready, Active, Automore On</w:t>
+        <w:t xml:space="preserve">Status: PSI Enabled, Ready, Active, </w:t>
+      </w:r>
+      <w:proofErr w:type="spellStart"/>
+      <w:r>
+        <w:t>Automore</w:t>
+      </w:r>
+      <w:proofErr w:type="spellEnd"/>
+      <w:r>
+        <w:t xml:space="preserve"> On</w:t>
       </w:r>
     </w:p>
     <w:p>
@@ -1515,7 +1614,15 @@
         <w:pStyle w:val="Code"/>
       </w:pPr>
       <w:r>
-        <w:t>Modem hardware state: CTS* noDSR DTR RTS</w:t>
+        <w:t xml:space="preserve">Modem hardware state: CTS* </w:t>
+      </w:r>
+      <w:proofErr w:type="spellStart"/>
+      <w:r>
+        <w:t>noDSR</w:t>
+      </w:r>
+      <w:proofErr w:type="spellEnd"/>
+      <w:r>
+        <w:t xml:space="preserve"> DTR RTS</w:t>
       </w:r>
     </w:p>
     <w:p>
@@ -1586,8 +1693,13 @@
       <w:pPr>
         <w:pStyle w:val="Code"/>
       </w:pPr>
-      <w:r>
-        <w:t>Autoselect Initial Wait</w:t>
+      <w:proofErr w:type="spellStart"/>
+      <w:r>
+        <w:t>Autoselect</w:t>
+      </w:r>
+      <w:proofErr w:type="spellEnd"/>
+      <w:r>
+        <w:t xml:space="preserve"> Initial Wait</w:t>
       </w:r>
     </w:p>
     <w:p>
@@ -1787,7 +1899,6 @@
           <w:b/>
           <w:bCs/>
           <w:szCs w:val="28"/>
-          <w:lang w:val="en-US"/>
         </w:rPr>
       </w:pPr>
       <w:r>
@@ -1797,11 +1908,92 @@
           <w:szCs w:val="28"/>
           <w:lang w:val="en-US"/>
         </w:rPr>
-        <w:t>Router1#</w:t>
-      </w:r>
-    </w:p>
-    <w:p>
-      <w:pPr>
+        <w:t>Router</w:t>
+      </w:r>
+      <w:r>
+        <w:rPr>
+          <w:rFonts w:ascii="Courier New" w:hAnsi="Courier New" w:cs="Times New Roman"/>
+          <w:sz w:val="22"/>
+          <w:szCs w:val="28"/>
+        </w:rPr>
+        <w:t>1#</w:t>
+      </w:r>
+    </w:p>
+    <w:p>
+      <w:pPr>
+        <w:rPr>
+          <w:rFonts w:cs="Times New Roman"/>
+          <w:b/>
+          <w:bCs/>
+          <w:szCs w:val="28"/>
+        </w:rPr>
+      </w:pPr>
+    </w:p>
+    <w:p>
+      <w:pPr>
+        <w:rPr>
+          <w:rFonts w:cs="Times New Roman"/>
+          <w:b/>
+          <w:bCs/>
+          <w:szCs w:val="28"/>
+        </w:rPr>
+      </w:pPr>
+      <w:r>
+        <w:rPr>
+          <w:rFonts w:cs="Times New Roman"/>
+          <w:b/>
+          <w:bCs/>
+          <w:szCs w:val="28"/>
+        </w:rPr>
+        <w:t xml:space="preserve">3. </w:t>
+      </w:r>
+      <w:r>
+        <w:rPr>
+          <w:rFonts w:cs="Times New Roman"/>
+          <w:b/>
+          <w:bCs/>
+          <w:szCs w:val="28"/>
+        </w:rPr>
+        <w:t>Конфигурация</w:t>
+      </w:r>
+      <w:r>
+        <w:rPr>
+          <w:rFonts w:cs="Times New Roman"/>
+          <w:b/>
+          <w:bCs/>
+          <w:szCs w:val="28"/>
+        </w:rPr>
+        <w:t xml:space="preserve"> </w:t>
+      </w:r>
+      <w:r>
+        <w:rPr>
+          <w:rFonts w:cs="Times New Roman"/>
+          <w:b/>
+          <w:bCs/>
+          <w:szCs w:val="28"/>
+        </w:rPr>
+        <w:t>интерфейсов</w:t>
+      </w:r>
+    </w:p>
+    <w:p>
+      <w:pPr>
+        <w:rPr>
+          <w:rFonts w:cs="Times New Roman"/>
+          <w:b/>
+          <w:bCs/>
+          <w:szCs w:val="28"/>
+        </w:rPr>
+      </w:pPr>
+      <w:r>
+        <w:rPr>
+          <w:rFonts w:cs="Times New Roman"/>
+          <w:b/>
+          <w:bCs/>
+          <w:szCs w:val="28"/>
+        </w:rPr>
+        <w:t xml:space="preserve">Настройка интерфейса </w:t>
+      </w:r>
+      <w:r>
         <w:rPr>
           <w:rFonts w:cs="Times New Roman"/>
           <w:b/>
@@ -1809,85 +2001,16 @@
           <w:szCs w:val="28"/>
           <w:lang w:val="en-US"/>
         </w:rPr>
-      </w:pPr>
-    </w:p>
-    <w:p>
-      <w:pPr>
-        <w:rPr>
-          <w:rFonts w:cs="Times New Roman"/>
-          <w:b/>
-          <w:bCs/>
-          <w:szCs w:val="28"/>
-          <w:lang w:val="en-US"/>
-        </w:rPr>
-      </w:pPr>
-      <w:r>
-        <w:rPr>
-          <w:rFonts w:cs="Times New Roman"/>
-          <w:b/>
-          <w:bCs/>
-          <w:szCs w:val="28"/>
-          <w:lang w:val="en-US"/>
-        </w:rPr>
-        <w:t xml:space="preserve">3. </w:t>
-      </w:r>
-      <w:r>
-        <w:rPr>
-          <w:rFonts w:cs="Times New Roman"/>
-          <w:b/>
-          <w:bCs/>
-          <w:szCs w:val="28"/>
-        </w:rPr>
-        <w:t>Конфигурация</w:t>
-      </w:r>
-      <w:r>
-        <w:rPr>
-          <w:rFonts w:cs="Times New Roman"/>
-          <w:b/>
-          <w:bCs/>
-          <w:szCs w:val="28"/>
-          <w:lang w:val="en-US"/>
-        </w:rPr>
-        <w:t xml:space="preserve"> </w:t>
-      </w:r>
-      <w:r>
-        <w:rPr>
-          <w:rFonts w:cs="Times New Roman"/>
-          <w:b/>
-          <w:bCs/>
-          <w:szCs w:val="28"/>
-        </w:rPr>
-        <w:t>интерфейсов</w:t>
-      </w:r>
-    </w:p>
-    <w:p>
-      <w:pPr>
-        <w:rPr>
-          <w:rFonts w:cs="Times New Roman"/>
-          <w:b/>
-          <w:bCs/>
-          <w:szCs w:val="28"/>
-          <w:lang w:val="en-US"/>
-        </w:rPr>
-      </w:pPr>
-      <w:r>
-        <w:rPr>
-          <w:rFonts w:cs="Times New Roman"/>
-          <w:b/>
-          <w:bCs/>
-          <w:szCs w:val="28"/>
-        </w:rPr>
-        <w:t xml:space="preserve">Настройка интерфейса </w:t>
-      </w:r>
-      <w:r>
-        <w:rPr>
-          <w:rFonts w:cs="Times New Roman"/>
-          <w:b/>
-          <w:bCs/>
-          <w:szCs w:val="28"/>
-          <w:lang w:val="en-US"/>
-        </w:rPr>
-        <w:t>Router1</w:t>
+        <w:t>Router</w:t>
+      </w:r>
+      <w:r>
+        <w:rPr>
+          <w:rFonts w:cs="Times New Roman"/>
+          <w:b/>
+          <w:bCs/>
+          <w:szCs w:val="28"/>
+        </w:rPr>
+        <w:t>1</w:t>
       </w:r>
     </w:p>
     <w:p>
@@ -2022,6 +2145,7 @@
         </w:rPr>
         <w:t>&gt;</w:t>
       </w:r>
+      <w:proofErr w:type="spellStart"/>
       <w:r>
         <w:rPr>
           <w:b/>
@@ -2029,21 +2153,31 @@
         </w:rPr>
         <w:t>en</w:t>
       </w:r>
-    </w:p>
-    <w:p>
-      <w:pPr>
-        <w:pStyle w:val="Code"/>
-        <w:rPr>
-          <w:b/>
-          <w:bCs/>
-        </w:rPr>
-      </w:pPr>
-      <w:r>
-        <w:rPr>
-          <w:b/>
-          <w:bCs/>
-        </w:rPr>
-        <w:t>Router#conf t</w:t>
+      <w:proofErr w:type="spellEnd"/>
+    </w:p>
+    <w:p>
+      <w:pPr>
+        <w:pStyle w:val="Code"/>
+        <w:rPr>
+          <w:b/>
+          <w:bCs/>
+        </w:rPr>
+      </w:pPr>
+      <w:proofErr w:type="spellStart"/>
+      <w:r>
+        <w:rPr>
+          <w:b/>
+          <w:bCs/>
+        </w:rPr>
+        <w:t>Router#conf</w:t>
+      </w:r>
+      <w:proofErr w:type="spellEnd"/>
+      <w:r>
+        <w:rPr>
+          <w:b/>
+          <w:bCs/>
+        </w:rPr>
+        <w:t xml:space="preserve"> t</w:t>
       </w:r>
     </w:p>
     <w:p>
@@ -2189,16 +2323,34 @@
         </w:rPr>
         <w:t>s</w:t>
       </w:r>
-      <w:r>
-        <w:rPr>
-          <w:rFonts w:cs="Times New Roman"/>
-          <w:szCs w:val="28"/>
-        </w:rPr>
-        <w:t>how controllers</w:t>
-      </w:r>
-      <w:r>
+      <w:proofErr w:type="spellStart"/>
+      <w:r>
+        <w:rPr>
+          <w:rFonts w:cs="Times New Roman"/>
+          <w:szCs w:val="28"/>
+        </w:rPr>
+        <w:t>how</w:t>
+      </w:r>
+      <w:proofErr w:type="spellEnd"/>
+      <w:r>
+        <w:rPr>
+          <w:rFonts w:cs="Times New Roman"/>
+          <w:szCs w:val="28"/>
+        </w:rPr>
         <w:t xml:space="preserve"> </w:t>
       </w:r>
+      <w:proofErr w:type="spellStart"/>
+      <w:r>
+        <w:rPr>
+          <w:rFonts w:cs="Times New Roman"/>
+          <w:szCs w:val="28"/>
+        </w:rPr>
+        <w:t>controllers</w:t>
+      </w:r>
+      <w:proofErr w:type="spellEnd"/>
+      <w:r>
+        <w:t xml:space="preserve"> </w:t>
+      </w:r>
       <w:r>
         <w:rPr>
           <w:rFonts w:cs="Times New Roman"/>
@@ -2207,6 +2359,7 @@
         </w:rPr>
         <w:t>для </w:t>
       </w:r>
+      <w:proofErr w:type="spellStart"/>
       <w:r>
         <w:rPr>
           <w:rStyle w:val="Strong"/>
@@ -2218,6 +2371,7 @@
         </w:rPr>
         <w:t>FastEthernet</w:t>
       </w:r>
+      <w:proofErr w:type="spellEnd"/>
       <w:r>
         <w:rPr>
           <w:rFonts w:cs="Times New Roman"/>
@@ -2251,7 +2405,31 @@
           <w:color w:val="404040"/>
           <w:szCs w:val="28"/>
         </w:rPr>
-        <w:t>последовательных (Serial) интерфейсов</w:t>
+        <w:t>последовательных (</w:t>
+      </w:r>
+      <w:proofErr w:type="spellStart"/>
+      <w:r>
+        <w:rPr>
+          <w:rStyle w:val="Strong"/>
+          <w:rFonts w:cs="Times New Roman"/>
+          <w:b w:val="0"/>
+          <w:bCs w:val="0"/>
+          <w:color w:val="404040"/>
+          <w:szCs w:val="28"/>
+        </w:rPr>
+        <w:t>Serial</w:t>
+      </w:r>
+      <w:proofErr w:type="spellEnd"/>
+      <w:r>
+        <w:rPr>
+          <w:rStyle w:val="Strong"/>
+          <w:rFonts w:cs="Times New Roman"/>
+          <w:b w:val="0"/>
+          <w:bCs w:val="0"/>
+          <w:color w:val="404040"/>
+          <w:szCs w:val="28"/>
+        </w:rPr>
+        <w:t>) интерфейсов</w:t>
       </w:r>
       <w:r>
         <w:rPr>
@@ -2312,7 +2490,7 @@
         <w:t>были и</w:t>
       </w:r>
       <w:r>
-        <w:t xml:space="preserve">зучены раздличные </w:t>
+        <w:t xml:space="preserve">зучены различные </w:t>
       </w:r>
       <w:r>
         <w:rPr>
@@ -3784,6 +3962,7 @@
   <w:style w:type="character" w:default="1" w:styleId="DefaultParagraphFont">
     <w:name w:val="Default Paragraph Font"/>
     <w:uiPriority w:val="1"/>
+    <w:semiHidden/>
     <w:unhideWhenUsed/>
   </w:style>
   <w:style w:type="table" w:default="1" w:styleId="TableNormal">
